--- a/word_reports/LP_0284_위치_152_Queen_hot Space.docx
+++ b/word_reports/LP_0284_위치_152_Queen_hot Space.docx
@@ -4,7 +4,7 @@
   <w:body>
     <w:p>
       <w:pPr>
-        <w:spacing w:after="280"/>
+        <w:spacing w:after="80"/>
       </w:pPr>
       <w:r>
         <w:rPr w:rFonts="맑은 고딕">
@@ -13,94 +13,47 @@
           <w:color w:val="1E3A8A"/>
           <w:sz w:val="30"/>
         </w:rPr>
-        <w:t>[152] Queen - hot Space</w:t>
+        <w:t>Queen (여왕) - hot Space</w:t>
       </w:r>
     </w:p>
     <w:p>
       <w:pPr>
-        <w:spacing w:after="320"/>
+        <w:spacing w:after="240"/>
       </w:pPr>
       <w:r>
         <w:rPr w:rFonts="맑은 고딕">
           <w:rFonts w:ascii="맑은 고딕" w:hAnsi="맑은 고딕" w:eastAsia="맑은 고딕"/>
           <w:b/>
-          <w:sz w:val="20"/>
+          <w:color w:val="4B5563"/>
+          <w:sz w:val="22"/>
         </w:rPr>
-        <w:t>■ 위치 : 152</w:t>
-        <w:br/>
-      </w:r>
-      <w:r>
-        <w:rPr w:rFonts="맑은 고딕">
-          <w:rFonts w:ascii="맑은 고딕" w:hAnsi="맑은 고딕" w:eastAsia="맑은 고딕"/>
-          <w:b/>
-          <w:sz w:val="20"/>
-        </w:rPr>
-        <w:t>■ 아티스트 : Queen</w:t>
-        <w:br/>
-      </w:r>
-      <w:r>
-        <w:rPr w:rFonts="맑은 고딕">
-          <w:rFonts w:ascii="맑은 고딕" w:hAnsi="맑은 고딕" w:eastAsia="맑은 고딕"/>
-          <w:b/>
-          <w:sz w:val="20"/>
-        </w:rPr>
-        <w:t>■ 앨범명 : hot Space</w:t>
-        <w:br/>
-      </w:r>
-      <w:r>
-        <w:rPr w:rFonts="맑은 고딕">
-          <w:rFonts w:ascii="맑은 고딕" w:hAnsi="맑은 고딕" w:eastAsia="맑은 고딕"/>
-          <w:b w:val="0"/>
-          <w:sz w:val="20"/>
-        </w:rPr>
-        <w:t>■ 음반 레이블 : EMI / Elektra</w:t>
-        <w:br/>
-      </w:r>
-      <w:r>
-        <w:rPr w:rFonts="맑은 고딕">
-          <w:rFonts w:ascii="맑은 고딕" w:hAnsi="맑은 고딕" w:eastAsia="맑은 고딕"/>
-          <w:b w:val="0"/>
-          <w:sz w:val="20"/>
-        </w:rPr>
-        <w:t>■ 발매년도 : 1982</w:t>
-        <w:br/>
-      </w:r>
-      <w:r>
-        <w:rPr w:rFonts="맑은 고딕">
-          <w:rFonts w:ascii="맑은 고딕" w:hAnsi="맑은 고딕" w:eastAsia="맑은 고딕"/>
-          <w:b w:val="0"/>
-          <w:sz w:val="20"/>
-        </w:rPr>
-        <w:t>■ 장르 : 팝 록, 펑크 록, 댄스 록 (Pop Rock, Funk Rock, Dance-Rock)</w:t>
-        <w:br/>
-      </w:r>
-      <w:r>
-        <w:rPr w:rFonts="맑은 고딕">
-          <w:rFonts w:ascii="맑은 고딕" w:hAnsi="맑은 고딕" w:eastAsia="맑은 고딕"/>
-          <w:b w:val="0"/>
-          <w:sz w:val="20"/>
-        </w:rPr>
-        <w:t>■ 주요 수록곡 : 1. Under Pressure (with David Bowie)</w:t>
-        <w:br/>
+        <w:t>위치 :  152</w:t>
       </w:r>
     </w:p>
     <w:p>
       <w:pPr>
-        <w:spacing w:after="160"/>
+        <w:spacing w:line="324" w:lineRule="auto" w:before="80" w:after="160"/>
       </w:pPr>
       <w:r>
         <w:rPr w:rFonts="맑은 고딕">
           <w:rFonts w:ascii="맑은 고딕" w:hAnsi="맑은 고딕" w:eastAsia="맑은 고딕"/>
           <w:b/>
           <w:color w:val="1F2937"/>
-          <w:sz w:val="24"/>
+          <w:sz w:val="22"/>
         </w:rPr>
-        <w:t>■ 음반 해설 및 감상 가이드</w:t>
+        <w:t xml:space="preserve">[음반 소개] </w:t>
+      </w:r>
+      <w:r>
+        <w:rPr w:rFonts="맑은 고딕">
+          <w:rFonts w:ascii="맑은 고딕" w:hAnsi="맑은 고딕" w:eastAsia="맑은 고딕"/>
+          <w:b w:val="0"/>
+          <w:sz w:val="21"/>
+        </w:rPr>
       </w:r>
     </w:p>
     <w:p>
       <w:pPr>
-        <w:spacing w:line="312" w:lineRule="auto" w:after="120"/>
+        <w:spacing w:line="324" w:lineRule="auto" w:after="120"/>
       </w:pPr>
       <w:r>
         <w:rPr w:rFonts="맑은 고딕">
@@ -108,51 +61,516 @@
           <w:b w:val="0"/>
           <w:sz w:val="21"/>
         </w:rPr>
-        <w:t>1982년에 발매된 퀸(Queen)의 열 번째 정규 앨범 《Hot Space》는 밴드의 다채로운 디스코그래피 중에서도 가장 대담하고 파격적인 변신을 감행한 작으로 평가받는 음반입니다. 전작 《The Game》(1980)에 수록되어 전 세계 차트를 흔들었던 "Another One Bites the Dust"의 메가 히트에 힘입어, 퀸은 당대 뮌헨과 뉴욕의 클럽 씬을 지배하던 댄스, 펑크(Funk), 그리고 R&amp;B 리듬을 앨범 전반에 적극적으로 흡수했습니다. 이는 기존의 웅장한 하드 록과 글램 록 사운드를 기대했던 팬들에게 커다란 충격을 안겨주었으나, 아티스트로서 장르의 경계를 허물고자 했던 이들의 거침없는 탐구 정신을 상징하는 작품입니다.</w:t>
+        <w:t>1982년 퀸이 세상에 선보인 《Hot Space》는 장엄한 스타디움 록의 찬란한 외피를 잠시 벗어두고 펑크(Funk)와 댄스 그루브의 심장박동 속으로 과감히 투신한 매혹적인 모험의 기록입니다. 뮌헨의 밤을 수놓았던 네온사인과 디스코의 열기 속에서, 프레디 머큐리의 자유로운 영혼과 밴드의 치열한 음악적 파격이 빚어낸 이 음반은 당대의 치열했던 논쟁을 넘어 팝 음악의 새로운 지평을 선구적으로 예견했습니다. 아날로그 신시사이저와 강렬한 베이스 리프 사이로 스며드는 서정성과 실험성은 세월의 더께를 걷어낸 오늘날에도 여전히 생생한 박동으로 다가옵니다. 시대를 앞서간 거장들의 파격과 유려한 선율이 턴테이블 위에서 조우할 때, 우리는 비로소 진정한 퀸의 예술적 도약과 조우하게 됩니다.</w:t>
       </w:r>
     </w:p>
     <w:p>
       <w:pPr>
-        <w:spacing w:line="312" w:lineRule="auto" w:after="120"/>
+        <w:spacing w:line="324" w:lineRule="auto" w:before="200" w:after="80"/>
       </w:pPr>
+      <w:r>
+        <w:rPr w:rFonts="맑은 고딕">
+          <w:rFonts w:ascii="맑은 고딕" w:hAnsi="맑은 고딕" w:eastAsia="맑은 고딕"/>
+          <w:b/>
+          <w:color w:val="1E3A8A"/>
+          <w:sz w:val="24"/>
+        </w:rPr>
+        <w:t>1. 음반 데이터</w:t>
+      </w:r>
+    </w:p>
+    <w:p>
+      <w:pPr>
+        <w:spacing w:line="324" w:lineRule="auto" w:after="80"/>
+      </w:pPr>
+      <w:r>
+        <w:rPr w:rFonts="맑은 고딕">
+          <w:rFonts w:ascii="맑은 고딕" w:hAnsi="맑은 고딕" w:eastAsia="맑은 고딕"/>
+          <w:b w:val="0"/>
+          <w:color w:val="6B7280"/>
+          <w:sz w:val="21"/>
+        </w:rPr>
+        <w:t xml:space="preserve">· </w:t>
+      </w:r>
+      <w:r>
+        <w:rPr w:rFonts="맑은 고딕">
+          <w:rFonts w:ascii="맑은 고딕" w:hAnsi="맑은 고딕" w:eastAsia="맑은 고딕"/>
+          <w:b/>
+          <w:color w:val="1F2937"/>
+          <w:sz w:val="21"/>
+        </w:rPr>
+        <w:t xml:space="preserve">앨범명: </w:t>
+      </w:r>
       <w:r>
         <w:rPr w:rFonts="맑은 고딕">
           <w:rFonts w:ascii="맑은 고딕" w:hAnsi="맑은 고딕" w:eastAsia="맑은 고딕"/>
           <w:b w:val="0"/>
           <w:sz w:val="21"/>
         </w:rPr>
-        <w:t>음악적으로는 신시사이저 베이스와 드럼 머신의 빈번한 활용, 그리고 리듬감을 극대화한 미니멀한 편곡이 단연 돋보입니다. 브라이언 메이의 리드 기타는 압도적인 화염 리프 대신 절제된 펑키한 코딩으로 그루브를 살리는 데 주력하며, 존 디콘의 감각적인 베이스라인은 음반의 신나는 뼈대를 이룹니다. 여기에 프레디 머큐리의 보컬은 특유의 압도적인 성량에 더해 흑인 음악적 소울과 감각적인 멜리스마(Melisma) 기법을 자유자재로 구사하며, 앨범 전체에 생동감 넘치는 매혹을 불어넣습니다.</w:t>
+        <w:t>hot Space</w:t>
       </w:r>
     </w:p>
     <w:p>
       <w:pPr>
-        <w:spacing w:line="312" w:lineRule="auto" w:after="120"/>
+        <w:spacing w:line="324" w:lineRule="auto" w:after="80"/>
       </w:pPr>
+      <w:r>
+        <w:rPr w:rFonts="맑은 고딕">
+          <w:rFonts w:ascii="맑은 고딕" w:hAnsi="맑은 고딕" w:eastAsia="맑은 고딕"/>
+          <w:b w:val="0"/>
+          <w:color w:val="6B7280"/>
+          <w:sz w:val="21"/>
+        </w:rPr>
+        <w:t xml:space="preserve">· </w:t>
+      </w:r>
+      <w:r>
+        <w:rPr w:rFonts="맑은 고딕">
+          <w:rFonts w:ascii="맑은 고딕" w:hAnsi="맑은 고딕" w:eastAsia="맑은 고딕"/>
+          <w:b/>
+          <w:color w:val="1F2937"/>
+          <w:sz w:val="21"/>
+        </w:rPr>
+        <w:t xml:space="preserve">아티스트: </w:t>
+      </w:r>
       <w:r>
         <w:rPr w:rFonts="맑은 고딕">
           <w:rFonts w:ascii="맑은 고딕" w:hAnsi="맑은 고딕" w:eastAsia="맑은 고딕"/>
           <w:b w:val="0"/>
           <w:sz w:val="21"/>
         </w:rPr>
-        <w:t>본 음반의 최정점은 단연 데이비드 보위(David Bowie)와의 세기적 협업으로 탄생한 불후의 명곡 "Under Pressure"입니다. 한번 들으면 잊을 수 없는 시그니처 베이스 리프 위에 펼쳐지는 두 거장의 폭발적인 보컬 대화는 록 역사상 가장 찬란한 예술적 순간을 선사합니다. 이와 함께 신시사이저 사운드의 극치를 보여주는 "Body Language", 존 디콘이 주도한 펑크 록 트랙 "Back Chat", 그리고 포클랜드 전쟁 당시의 아픔을 달래며 스페인어 가사를 녹여낸 퀸 특유의 서정적 발라드 "Las Palabras de Amor" 등 다양하고 입체적인 트랙들이 LP의 양면을 밀도 높게 채우고 있습니다.</w:t>
+        <w:t>Queen (여왕)</w:t>
       </w:r>
     </w:p>
     <w:p>
       <w:pPr>
-        <w:spacing w:line="312" w:lineRule="auto" w:after="120"/>
+        <w:spacing w:line="324" w:lineRule="auto" w:after="80"/>
       </w:pPr>
+      <w:r>
+        <w:rPr w:rFonts="맑은 고딕">
+          <w:rFonts w:ascii="맑은 고딕" w:hAnsi="맑은 고딕" w:eastAsia="맑은 고딕"/>
+          <w:b w:val="0"/>
+          <w:color w:val="6B7280"/>
+          <w:sz w:val="21"/>
+        </w:rPr>
+        <w:t xml:space="preserve">· </w:t>
+      </w:r>
+      <w:r>
+        <w:rPr w:rFonts="맑은 고딕">
+          <w:rFonts w:ascii="맑은 고딕" w:hAnsi="맑은 고딕" w:eastAsia="맑은 고딕"/>
+          <w:b/>
+          <w:color w:val="1F2937"/>
+          <w:sz w:val="21"/>
+        </w:rPr>
+        <w:t xml:space="preserve">발매 정보: </w:t>
+      </w:r>
       <w:r>
         <w:rPr w:rFonts="맑은 고딕">
           <w:rFonts w:ascii="맑은 고딕" w:hAnsi="맑은 고딕" w:eastAsia="맑은 고딕"/>
           <w:b w:val="0"/>
           <w:sz w:val="21"/>
         </w:rPr>
-        <w:t>발매 당시에는 파격적인 음악적 방향성으로 인해 다소 엇갈린 평가를 받기도 했으나, 시대를 앞서간 《Hot Space》의 리듬감과 사운드 실험은 오늘날 현대 팝과 댄스 록의 기틀을 마련한 선구적인 시도로 재평가받고 있습니다. LP 바늘을 통해 전해지는 묵직한 베이스 비트의 타격감과 풍부한 아날로그 텍스처는 1980년대 초반 퀸이 꿈꿨던 혁신적인 음악적 유토피아를 감상할 수 있는 최고의 매개체입니다.</w:t>
+        <w:t>1982년 5월 21일 발매된 퀸의 통산 10번째 정규 앨범으로, 스위스 몽트뢰의 마운틴 스튜디오와 독일 뮌헨의 뮤직랜드 스튜디오에서 녹음되었습니다. 기존의 록 사운드에 안주하지 않고 당시 유럽 클럽 씬의 최신 트렌드였던 디스코, 펑크, 신스팝의 어법을 대담하게 수용하여 밴드의 음악적 스펙트럼을 혁신적으로 확장한 역사적 앨범입니다.</w:t>
+      </w:r>
+    </w:p>
+    <w:p>
+      <w:pPr>
+        <w:spacing w:line="324" w:lineRule="auto" w:after="80"/>
+      </w:pPr>
+      <w:r>
+        <w:rPr w:rFonts="맑은 고딕">
+          <w:rFonts w:ascii="맑은 고딕" w:hAnsi="맑은 고딕" w:eastAsia="맑은 고딕"/>
+          <w:b w:val="0"/>
+          <w:color w:val="6B7280"/>
+          <w:sz w:val="21"/>
+        </w:rPr>
+        <w:t xml:space="preserve">· </w:t>
+      </w:r>
+      <w:r>
+        <w:rPr w:rFonts="맑은 고딕">
+          <w:rFonts w:ascii="맑은 고딕" w:hAnsi="맑은 고딕" w:eastAsia="맑은 고딕"/>
+          <w:b/>
+          <w:color w:val="1F2937"/>
+          <w:sz w:val="21"/>
+        </w:rPr>
+        <w:t xml:space="preserve">LP 인기도(판매량): </w:t>
+      </w:r>
+      <w:r>
+        <w:rPr w:rFonts="맑은 고딕">
+          <w:rFonts w:ascii="맑은 고딕" w:hAnsi="맑은 고딕" w:eastAsia="맑은 고딕"/>
+          <w:b w:val="0"/>
+          <w:sz w:val="21"/>
+        </w:rPr>
+        <w:t>발매 직후 영국 오피셜 앨범 차트 4위, 미국 빌보드 200 차트 22위에 오르며 상업적 성과를 거두었으며, 영국(BPI)과 미국(RIAA) 양국에서 골드 인증을 획득하며 전 세계 음악 팬들의 뜨거운 주목을 받았습니다.</w:t>
+      </w:r>
+    </w:p>
+    <w:p>
+      <w:pPr>
+        <w:spacing w:line="324" w:lineRule="auto" w:after="80"/>
+      </w:pPr>
+      <w:r>
+        <w:rPr w:rFonts="맑은 고딕">
+          <w:rFonts w:ascii="맑은 고딕" w:hAnsi="맑은 고딕" w:eastAsia="맑은 고딕"/>
+          <w:b w:val="0"/>
+          <w:color w:val="6B7280"/>
+          <w:sz w:val="21"/>
+        </w:rPr>
+        <w:t xml:space="preserve">· </w:t>
+      </w:r>
+      <w:r>
+        <w:rPr w:rFonts="맑은 고딕">
+          <w:rFonts w:ascii="맑은 고딕" w:hAnsi="맑은 고딕" w:eastAsia="맑은 고딕"/>
+          <w:b/>
+          <w:color w:val="1F2937"/>
+          <w:sz w:val="21"/>
+        </w:rPr>
+        <w:t xml:space="preserve">각종 수상경력: </w:t>
+      </w:r>
+      <w:r>
+        <w:rPr w:rFonts="맑은 고딕">
+          <w:rFonts w:ascii="맑은 고딕" w:hAnsi="맑은 고딕" w:eastAsia="맑은 고딕"/>
+          <w:b w:val="0"/>
+          <w:sz w:val="21"/>
+        </w:rPr>
+        <w:t>데이비드 보위와의 역사적 협업으로 탄생한 수록곡 'Under Pressure'가 영국 싱글 차트 1위를 석권하며 불멸의 명곡으로 공인받았고, 훗날 마이클 잭슨이 《Thriller》 앨범을 구상할 때 결정적인 영감을 제공한 음반으로 평가받는 등 대중음악사에 굵직한 족적을 남겼습니다.</w:t>
+      </w:r>
+    </w:p>
+    <w:p>
+      <w:pPr>
+        <w:spacing w:line="324" w:lineRule="auto" w:before="200" w:after="80"/>
+      </w:pPr>
+      <w:r>
+        <w:rPr w:rFonts="맑은 고딕">
+          <w:rFonts w:ascii="맑은 고딕" w:hAnsi="맑은 고딕" w:eastAsia="맑은 고딕"/>
+          <w:b/>
+          <w:color w:val="1E3A8A"/>
+          <w:sz w:val="24"/>
+        </w:rPr>
+        <w:t>2. 아티스트 정보</w:t>
+      </w:r>
+    </w:p>
+    <w:p>
+      <w:pPr>
+        <w:spacing w:line="324" w:lineRule="auto" w:after="80"/>
+      </w:pPr>
+      <w:r>
+        <w:rPr w:rFonts="맑은 고딕">
+          <w:rFonts w:ascii="맑은 고딕" w:hAnsi="맑은 고딕" w:eastAsia="맑은 고딕"/>
+          <w:b w:val="0"/>
+          <w:color w:val="6B7280"/>
+          <w:sz w:val="21"/>
+        </w:rPr>
+        <w:t xml:space="preserve">· </w:t>
+      </w:r>
+      <w:r>
+        <w:rPr w:rFonts="맑은 고딕">
+          <w:rFonts w:ascii="맑은 고딕" w:hAnsi="맑은 고딕" w:eastAsia="맑은 고딕"/>
+          <w:b/>
+          <w:color w:val="1F2937"/>
+          <w:sz w:val="21"/>
+        </w:rPr>
+        <w:t xml:space="preserve">국적: </w:t>
+      </w:r>
+      <w:r>
+        <w:rPr w:rFonts="맑은 고딕">
+          <w:rFonts w:ascii="맑은 고딕" w:hAnsi="맑은 고딕" w:eastAsia="맑은 고딕"/>
+          <w:b w:val="0"/>
+          <w:sz w:val="21"/>
+        </w:rPr>
+        <w:t>영국 (United Kingdom)</w:t>
+      </w:r>
+    </w:p>
+    <w:p>
+      <w:pPr>
+        <w:spacing w:line="324" w:lineRule="auto" w:after="80"/>
+      </w:pPr>
+      <w:r>
+        <w:rPr w:rFonts="맑은 고딕">
+          <w:rFonts w:ascii="맑은 고딕" w:hAnsi="맑은 고딕" w:eastAsia="맑은 고딕"/>
+          <w:b w:val="0"/>
+          <w:color w:val="6B7280"/>
+          <w:sz w:val="21"/>
+        </w:rPr>
+        <w:t xml:space="preserve">· </w:t>
+      </w:r>
+      <w:r>
+        <w:rPr w:rFonts="맑은 고딕">
+          <w:rFonts w:ascii="맑은 고딕" w:hAnsi="맑은 고딕" w:eastAsia="맑은 고딕"/>
+          <w:b/>
+          <w:color w:val="1F2937"/>
+          <w:sz w:val="21"/>
+        </w:rPr>
+        <w:t xml:space="preserve">생몰년도: </w:t>
+      </w:r>
+      <w:r>
+        <w:rPr w:rFonts="맑은 고딕">
+          <w:rFonts w:ascii="맑은 고딕" w:hAnsi="맑은 고딕" w:eastAsia="맑은 고딕"/>
+          <w:b w:val="0"/>
+          <w:sz w:val="21"/>
+        </w:rPr>
+        <w:t>1970년 결성</w:t>
+      </w:r>
+    </w:p>
+    <w:p>
+      <w:pPr>
+        <w:spacing w:line="324" w:lineRule="auto" w:after="80"/>
+      </w:pPr>
+      <w:r>
+        <w:rPr w:rFonts="맑은 고딕">
+          <w:rFonts w:ascii="맑은 고딕" w:hAnsi="맑은 고딕" w:eastAsia="맑은 고딕"/>
+          <w:b w:val="0"/>
+          <w:color w:val="6B7280"/>
+          <w:sz w:val="21"/>
+        </w:rPr>
+        <w:t xml:space="preserve">· </w:t>
+      </w:r>
+      <w:r>
+        <w:rPr w:rFonts="맑은 고딕">
+          <w:rFonts w:ascii="맑은 고딕" w:hAnsi="맑은 고딕" w:eastAsia="맑은 고딕"/>
+          <w:b/>
+          <w:color w:val="1F2937"/>
+          <w:sz w:val="21"/>
+        </w:rPr>
+        <w:t xml:space="preserve">그룹 소속: </w:t>
+      </w:r>
+      <w:r>
+        <w:rPr w:rFonts="맑은 고딕">
+          <w:rFonts w:ascii="맑은 고딕" w:hAnsi="맑은 고딕" w:eastAsia="맑은 고딕"/>
+          <w:b w:val="0"/>
+          <w:sz w:val="21"/>
+        </w:rPr>
+        <w:t>4인조 록 그룹 (프레디 머큐리, 브라이언 메이, 존 디콘, 로저 테일러)</w:t>
+      </w:r>
+    </w:p>
+    <w:p>
+      <w:pPr>
+        <w:spacing w:line="324" w:lineRule="auto" w:after="80"/>
+      </w:pPr>
+      <w:r>
+        <w:rPr w:rFonts="맑은 고딕">
+          <w:rFonts w:ascii="맑은 고딕" w:hAnsi="맑은 고딕" w:eastAsia="맑은 고딕"/>
+          <w:b w:val="0"/>
+          <w:color w:val="6B7280"/>
+          <w:sz w:val="21"/>
+        </w:rPr>
+        <w:t xml:space="preserve">· </w:t>
+      </w:r>
+      <w:r>
+        <w:rPr w:rFonts="맑은 고딕">
+          <w:rFonts w:ascii="맑은 고딕" w:hAnsi="맑은 고딕" w:eastAsia="맑은 고딕"/>
+          <w:b/>
+          <w:color w:val="1F2937"/>
+          <w:sz w:val="21"/>
+        </w:rPr>
+        <w:t xml:space="preserve">아티스트 소개: </w:t>
+      </w:r>
+      <w:r>
+        <w:rPr w:rFonts="맑은 고딕">
+          <w:rFonts w:ascii="맑은 고딕" w:hAnsi="맑은 고딕" w:eastAsia="맑은 고딕"/>
+          <w:b w:val="0"/>
+          <w:sz w:val="21"/>
+        </w:rPr>
+        <w:t>퀸은 클래시컬한 오페라적 구성과 하드 록의 역동성을 완벽하게 융합하여 록 음악의 문법을 다시 쓴 불세출의 전설입니다. 한계 없는 장르적 탐구와 드라마틱한 무대 장악력으로 시대를 관통하는 감동을 빚어냈으며, 오늘날까지 전 세계 음악 애호가들의 가슴속에 대체 불가능한 록의 제왕으로 영원히 각인되어 있습니다.</w:t>
+      </w:r>
+    </w:p>
+    <w:p>
+      <w:pPr>
+        <w:spacing w:line="324" w:lineRule="auto" w:before="200" w:after="80"/>
+      </w:pPr>
+      <w:r>
+        <w:rPr w:rFonts="맑은 고딕">
+          <w:rFonts w:ascii="맑은 고딕" w:hAnsi="맑은 고딕" w:eastAsia="맑은 고딕"/>
+          <w:b/>
+          <w:color w:val="1E3A8A"/>
+          <w:sz w:val="24"/>
+        </w:rPr>
+        <w:t>3. 음반 상세 분석</w:t>
+      </w:r>
+    </w:p>
+    <w:p>
+      <w:pPr>
+        <w:spacing w:line="324" w:lineRule="auto" w:after="80"/>
+      </w:pPr>
+      <w:r>
+        <w:rPr w:rFonts="맑은 고딕">
+          <w:rFonts w:ascii="맑은 고딕" w:hAnsi="맑은 고딕" w:eastAsia="맑은 고딕"/>
+          <w:b w:val="0"/>
+          <w:color w:val="6B7280"/>
+          <w:sz w:val="21"/>
+        </w:rPr>
+        <w:t xml:space="preserve">· </w:t>
+      </w:r>
+      <w:r>
+        <w:rPr w:rFonts="맑은 고딕">
+          <w:rFonts w:ascii="맑은 고딕" w:hAnsi="맑은 고딕" w:eastAsia="맑은 고딕"/>
+          <w:b/>
+          <w:color w:val="1F2937"/>
+          <w:sz w:val="21"/>
+        </w:rPr>
+        <w:t xml:space="preserve">역사적 위치: </w:t>
+      </w:r>
+      <w:r>
+        <w:rPr w:rFonts="맑은 고딕">
+          <w:rFonts w:ascii="맑은 고딕" w:hAnsi="맑은 고딕" w:eastAsia="맑은 고딕"/>
+          <w:b w:val="0"/>
+          <w:sz w:val="21"/>
+        </w:rPr>
+        <w:t>《Hot Space》는 록과 댄스 뮤직의 경계가 엄격하던 1980년대 초, 전통적 록 밴드가 흑인 음악의 그루브와 미니멀한 전자음향을 적극 수용하여 팝의 미래를 선취한 선구적 텍스트입니다. 발표 당시 정통 록 애호가들에게는 충격적인 변신이었으나, 장르의 벽을 허문 대담한 편곡과 프로덕션의 미학은 훗날 일렉트로닉 댄스 록과 네오 소울의 발전에 지대한 자양분을 공급한 명작으로 재평가받고 있습니다.</w:t>
+      </w:r>
+    </w:p>
+    <w:p>
+      <w:pPr>
+        <w:spacing w:line="324" w:lineRule="auto" w:after="80"/>
+      </w:pPr>
+      <w:r>
+        <w:rPr w:rFonts="맑은 고딕">
+          <w:rFonts w:ascii="맑은 고딕" w:hAnsi="맑은 고딕" w:eastAsia="맑은 고딕"/>
+          <w:b w:val="0"/>
+          <w:color w:val="6B7280"/>
+          <w:sz w:val="21"/>
+        </w:rPr>
+        <w:t xml:space="preserve">· </w:t>
+      </w:r>
+      <w:r>
+        <w:rPr w:rFonts="맑은 고딕">
+          <w:rFonts w:ascii="맑은 고딕" w:hAnsi="맑은 고딕" w:eastAsia="맑은 고딕"/>
+          <w:b/>
+          <w:color w:val="1F2937"/>
+          <w:sz w:val="21"/>
+        </w:rPr>
+        <w:t xml:space="preserve">시대의 흔적(스토리텔링): </w:t>
+      </w:r>
+      <w:r>
+        <w:rPr w:rFonts="맑은 고딕">
+          <w:rFonts w:ascii="맑은 고딕" w:hAnsi="맑은 고딕" w:eastAsia="맑은 고딕"/>
+          <w:b w:val="0"/>
+          <w:sz w:val="21"/>
+        </w:rPr>
+        <w:t>1980년대 초입, 런던과 뮌헨의 밤거리를 메웠던 화려한 클럽 문화의 열기와 존 레넌의 비극적인 죽음이 남긴 상실감이 이 앨범 곳곳에 깊은 음영으로 스며 있습니다. 미러볼 아래서 춤추면서도 내면의 고독과 평화를 갈망하던 당대 청춘들의 불안과 낭만이 펑키한 베이스라인과 프레디 머큐리의 애절한 보컬 속에 온전히 박제되어 있습니다.</w:t>
+      </w:r>
+    </w:p>
+    <w:p>
+      <w:pPr>
+        <w:spacing w:line="324" w:lineRule="auto" w:before="200" w:after="80"/>
+      </w:pPr>
+      <w:r>
+        <w:rPr w:rFonts="맑은 고딕">
+          <w:rFonts w:ascii="맑은 고딕" w:hAnsi="맑은 고딕" w:eastAsia="맑은 고딕"/>
+          <w:b/>
+          <w:color w:val="1E3A8A"/>
+          <w:sz w:val="24"/>
+        </w:rPr>
+        <w:t>4. 주요 수록곡 및 감상 제언</w:t>
+      </w:r>
+    </w:p>
+    <w:p>
+      <w:pPr>
+        <w:spacing w:line="324" w:lineRule="auto" w:after="80"/>
+      </w:pPr>
+      <w:r>
+        <w:rPr w:rFonts="맑은 고딕">
+          <w:rFonts w:ascii="맑은 고딕" w:hAnsi="맑은 고딕" w:eastAsia="맑은 고딕"/>
+          <w:b w:val="0"/>
+          <w:color w:val="6B7280"/>
+          <w:sz w:val="21"/>
+        </w:rPr>
+        <w:t xml:space="preserve">· </w:t>
+      </w:r>
+      <w:r>
+        <w:rPr w:rFonts="맑은 고딕">
+          <w:rFonts w:ascii="맑은 고딕" w:hAnsi="맑은 고딕" w:eastAsia="맑은 고딕"/>
+          <w:b/>
+          <w:color w:val="1F2937"/>
+          <w:sz w:val="21"/>
+        </w:rPr>
+        <w:t xml:space="preserve">주요 수록곡 특징: </w:t>
+      </w:r>
+      <w:r>
+        <w:rPr w:rFonts="맑은 고딕">
+          <w:rFonts w:ascii="맑은 고딕" w:hAnsi="맑은 고딕" w:eastAsia="맑은 고딕"/>
+          <w:b w:val="0"/>
+          <w:sz w:val="21"/>
+        </w:rPr>
+        <w:t>데이비드 보위와 프레디 머큐리의 폭발적인 보컬 시너지와 불멸의 베이스 리프가 빛나는 'Under Pressure'는 실존적 연민을 노래하며 숭고한 감동을 선사합니다. 또한 존 레넌을 추모하며 절제된 피아노 선율로 담아낸 'Life Is Real (Song for Lennon)', 스페인풍의 낭만적인 멜로디가 가슴을 적시는 'Las Palabras de Amor', 미니멀한 신시사이저 펑크의 극치를 보여주는 'Body Language'에 이르기까지 다채로운 음악적 스펙트럼이 펼쳐집니다.</w:t>
+      </w:r>
+    </w:p>
+    <w:p>
+      <w:pPr>
+        <w:spacing w:line="324" w:lineRule="auto" w:after="80"/>
+      </w:pPr>
+      <w:r>
+        <w:rPr w:rFonts="맑은 고딕">
+          <w:rFonts w:ascii="맑은 고딕" w:hAnsi="맑은 고딕" w:eastAsia="맑은 고딕"/>
+          <w:b w:val="0"/>
+          <w:color w:val="6B7280"/>
+          <w:sz w:val="21"/>
+        </w:rPr>
+        <w:t xml:space="preserve">· </w:t>
+      </w:r>
+      <w:r>
+        <w:rPr w:rFonts="맑은 고딕">
+          <w:rFonts w:ascii="맑은 고딕" w:hAnsi="맑은 고딕" w:eastAsia="맑은 고딕"/>
+          <w:b/>
+          <w:color w:val="1F2937"/>
+          <w:sz w:val="21"/>
+        </w:rPr>
+        <w:t xml:space="preserve">빈티지 감상 제언: </w:t>
+      </w:r>
+      <w:r>
+        <w:rPr w:rFonts="맑은 고딕">
+          <w:rFonts w:ascii="맑은 고딕" w:hAnsi="맑은 고딕" w:eastAsia="맑은 고딕"/>
+          <w:b w:val="0"/>
+          <w:sz w:val="21"/>
+        </w:rPr>
+        <w:t>LP 특유의 아날로그 음골이 전해주는 존 디콘의 탄탄하고 유려한 베이스라인과 로저 테일러의 드럼 비트는 진공관 앰프를 거칠 때 차가운 신시사이저 사운드와 조화를 이루며 온기 넘치는 입체감으로 피어납니다. 턴테이블의 바늘이 회전하며 자아내는 농밀한 배음 속에서 브라이언 메이의 '레드 스페셜' 기타가 빚어내는 날카롭고 유려한 솔로를 포착하는 순간, 정통 아날로그 오디오파일만의 극진한 청각적 희열을 만끽할 수 있습니다.</w:t>
+      </w:r>
+    </w:p>
+    <w:p>
+      <w:pPr>
+        <w:spacing w:line="324" w:lineRule="auto" w:after="80"/>
+      </w:pPr>
+      <w:r>
+        <w:rPr w:rFonts="맑은 고딕">
+          <w:rFonts w:ascii="맑은 고딕" w:hAnsi="맑은 고딕" w:eastAsia="맑은 고딕"/>
+          <w:b w:val="0"/>
+          <w:color w:val="6B7280"/>
+          <w:sz w:val="21"/>
+        </w:rPr>
+        <w:t xml:space="preserve">· </w:t>
+      </w:r>
+      <w:r>
+        <w:rPr w:rFonts="맑은 고딕">
+          <w:rFonts w:ascii="맑은 고딕" w:hAnsi="맑은 고딕" w:eastAsia="맑은 고딕"/>
+          <w:b/>
+          <w:color w:val="1F2937"/>
+          <w:sz w:val="21"/>
+        </w:rPr>
+        <w:t xml:space="preserve">소장 가치: </w:t>
+      </w:r>
+      <w:r>
+        <w:rPr w:rFonts="맑은 고딕">
+          <w:rFonts w:ascii="맑은 고딕" w:hAnsi="맑은 고딕" w:eastAsia="맑은 고딕"/>
+          <w:b w:val="0"/>
+          <w:sz w:val="21"/>
+        </w:rPr>
+        <w:t>퀸의 전성기 디스코그래피 중 가장 도발적이고 용기 있는 변신을 담아낸 작품이자, 앤디 워홀의 팝 아트를 연상시키는 강렬한 4색의 앨범 커버로도 높은 미학적 가치를 지닙니다. 1980년대 초반 아날로그 사운드 엔지니어링의 정수가 담겨 있어, 퀸의 온전한 예술적 여정을 완벽히 이해하고자 하는 LP 컬렉터에게는 결코 놓칠 수 없는 귀중한 마일스톤입니다.</w:t>
+      </w:r>
+    </w:p>
+    <w:p>
+      <w:pPr>
+        <w:spacing w:line="324" w:lineRule="auto" w:after="120" w:before="160"/>
+      </w:pPr>
+      <w:r>
+        <w:rPr w:rFonts="맑은 고딕">
+          <w:rFonts w:ascii="맑은 고딕" w:hAnsi="맑은 고딕" w:eastAsia="맑은 고딕"/>
+          <w:b/>
+          <w:color w:val="4338CA"/>
+          <w:sz w:val="21"/>
+        </w:rPr>
+        <w:t>이 음반을 통해 장르의 한계를 넘어 시대를 유영했던 전설들의 뜨거운 숨결과 깊은 울림이 전해주는 감동을 다시 한번 경험해 보시는 것은 어떨까요?</w:t>
       </w:r>
     </w:p>
     <w:sectPr>
       <w:pgSz w:w="12240" w:h="15840"/>
-      <w:pgMar w:top="1440" w:right="1440" w:bottom="1440" w:left="1440" w:header="720" w:footer="720" w:gutter="0"/>
+      <w:pgMar w:top="1152" w:right="1296" w:bottom="1152" w:left="1296" w:header="720" w:footer="720" w:gutter="0"/>
       <w:cols w:space="720"/>
       <w:docGrid w:linePitch="360"/>
     </w:sectPr>

--- a/word_reports/LP_0284_위치_152_Queen_hot Space.docx
+++ b/word_reports/LP_0284_위치_152_Queen_hot Space.docx
@@ -32,7 +32,7 @@
     </w:p>
     <w:p>
       <w:pPr>
-        <w:spacing w:line="324" w:lineRule="auto" w:before="80" w:after="160"/>
+        <w:spacing w:line="324" w:lineRule="auto" w:before="80" w:after="120"/>
       </w:pPr>
       <w:r>
         <w:rPr w:rFonts="맑은 고딕">
@@ -42,13 +42,6 @@
           <w:sz w:val="22"/>
         </w:rPr>
         <w:t xml:space="preserve">[음반 소개] </w:t>
-      </w:r>
-      <w:r>
-        <w:rPr w:rFonts="맑은 고딕">
-          <w:rFonts w:ascii="맑은 고딕" w:hAnsi="맑은 고딕" w:eastAsia="맑은 고딕"/>
-          <w:b w:val="0"/>
-          <w:sz w:val="21"/>
-        </w:rPr>
       </w:r>
     </w:p>
     <w:p>
@@ -61,7 +54,33 @@
           <w:b w:val="0"/>
           <w:sz w:val="21"/>
         </w:rPr>
-        <w:t>1982년 퀸이 세상에 선보인 《Hot Space》는 장엄한 스타디움 록의 찬란한 외피를 잠시 벗어두고 펑크(Funk)와 댄스 그루브의 심장박동 속으로 과감히 투신한 매혹적인 모험의 기록입니다. 뮌헨의 밤을 수놓았던 네온사인과 디스코의 열기 속에서, 프레디 머큐리의 자유로운 영혼과 밴드의 치열한 음악적 파격이 빚어낸 이 음반은 당대의 치열했던 논쟁을 넘어 팝 음악의 새로운 지평을 선구적으로 예견했습니다. 아날로그 신시사이저와 강렬한 베이스 리프 사이로 스며드는 서정성과 실험성은 세월의 더께를 걷어낸 오늘날에도 여전히 생생한 박동으로 다가옵니다. 시대를 앞서간 거장들의 파격과 유려한 선율이 턴테이블 위에서 조우할 때, 우리는 비로소 진정한 퀸의 예술적 도약과 조우하게 됩니다.</w:t>
+        <w:t>1980년대 벽두, 록 음악의 거대한 지형도는 급격한 변혁의 물결에 휩싸여 있었습니다. 글램 록과 웅장한 프로그레시브 사운드로 시대를 풍미하며 '록의 귀족'으로 군림하던 퀸(Queen)에게도 새로운 미학적 결단이 요구되던 시점이었습니다. 1982년에 세상의 빛을 본 정규 10집 앨범 《Hot Space》는 바로 그 격랑의 소용돌이 한가운데서 탄생한, 가장 파격적이고도 과감한 예술적 모험이었습니다. 전작의 기념비적인 싱글 〈Another One Bites the Dust〉의 폭발적 성공에서 싹튼 리듬에 대한 탐구열은, 뮌헨의 어두운 밤문화와 클럽 신(Scene)의 고동치는 활기를 흡수하며 디스코, 훵크(Funk), 그리고 신스팝의 영역으로 그들을 이끌었습니다. 정통 록의 순혈주의를 고수하던 당대의 일부 평단과 올드 팬들에게는 적잖은 충격과 낯섦을 안겼으나, 이는 밴드가 스스로 구축한 견고한 왕국에 안주하지 않고 끊임없이 음악의 지평을 넓히고자 했던 진취적 예술혼의 선언이었습니다.</w:t>
+      </w:r>
+    </w:p>
+    <w:p>
+      <w:pPr>
+        <w:spacing w:line="324" w:lineRule="auto" w:after="120"/>
+      </w:pPr>
+      <w:r>
+        <w:rPr w:rFonts="맑은 고딕">
+          <w:rFonts w:ascii="맑은 고딕" w:hAnsi="맑은 고딕" w:eastAsia="맑은 고딕"/>
+          <w:b w:val="0"/>
+          <w:sz w:val="21"/>
+        </w:rPr>
+        <w:t>이 음반은 거친 디스토션 기타의 장벽을 걷어내고, 미니멀하면서도 탄력적인 베이스라인과 묵직한 드럼 머신, 그리고 정교한 신디사이저의 질감을 전면에 배치함으로써 당대 흑인 음악과 댄스 플로어의 열기를 찬란하게 포용했습니다. 프레디 머큐리의 압도적인 보컬은 격정적인 록의 절규에서 벗어나 관능적이고 유연한 그루브를 타며 새로운 생명력을 얻었고, 존 디콘의 천재적인 리듬 감각은 앨범 전체의 심장 박동이 되어 유려하게 박동합니다. 비록 발매 당시에는 시대를 너무 앞서간 탓에 날 선 논쟁의 중심에 섰지만, 후대의 팝과 일렉트로닉 댄스 씬, 그리고 마이클 잭슨과 같은 거장들에게 심대한 영감을 불어넣으며 퀸의 음악적 스펙트럼이 지닌 무한한 가능성을 웅변하는 불멸의 이정표로 재평가받고 있습니다.</w:t>
+      </w:r>
+    </w:p>
+    <w:p>
+      <w:pPr>
+        <w:spacing w:line="324" w:lineRule="auto" w:after="120"/>
+      </w:pPr>
+      <w:r>
+        <w:rPr w:rFonts="맑은 고딕">
+          <w:rFonts w:ascii="맑은 고딕" w:hAnsi="맑은 고딕" w:eastAsia="맑은 고딕"/>
+          <w:b w:val="0"/>
+          <w:sz w:val="21"/>
+        </w:rPr>
+        <w:t>무엇보다 《Hot Space》의 진정한 백미는 댄서블한 비트의 이면에 서려 있는 깊은 고독과 시대적 우수, 그리고 숭고한 휴머니즘입니다. 총기로 얼룩진 세상에서 비극적으로 스러져간 영혼을 기리는 추모의 선율부터, 당대의 또 다른 천재 데이비드 보위와의 전설적인 조우를 통해 완성된 불후의 명곡에 이르기까지, 음반의 후반부는 퀸 특유의 서정적 비장미로 가득 차 있습니다. 턴테이블의 바늘이 회전하며 피어오르는 아날로그 그루브는 한 시대를 치열하게 살다 간 거장들의 숨결을 고스란히 복원해 내며, 차가운 디지털 비트 속에서도 결코 바래지 않는 인간적인 온기와 시대를 초월한 감동을 선사합니다.</w:t>
       </w:r>
     </w:p>
     <w:p>
@@ -168,7 +187,7 @@
           <w:b w:val="0"/>
           <w:sz w:val="21"/>
         </w:rPr>
-        <w:t>1982년 5월 21일 발매된 퀸의 통산 10번째 정규 앨범으로, 스위스 몽트뢰의 마운틴 스튜디오와 독일 뮌헨의 뮤직랜드 스튜디오에서 녹음되었습니다. 기존의 록 사운드에 안주하지 않고 당시 유럽 클럽 씬의 최신 트렌드였던 디스코, 펑크, 신스팝의 어법을 대담하게 수용하여 밴드의 음악적 스펙트럼을 혁신적으로 확장한 역사적 앨범입니다.</w:t>
+        <w:t>1982년 5월 21일 발매된 퀸의 열 번째 정규 스튜디오 음반으로, 독일 뮌헨의 뮤직랜드 스튜디오와 스위스 몽트뢰의 마운틴 스튜디오에서 녹음되었습니다. 기존의 하드 록 어법을 탈피하여 디스코, 훵크, 신스팝 등 흑인 댄스 음악의 요소를 전면 수용하며 퀸의 역사에서 가장 대담한 장르적 실험을 감행한 전환기적 명반입니다.</w:t>
       </w:r>
     </w:p>
     <w:p>
@@ -199,7 +218,7 @@
           <w:b w:val="0"/>
           <w:sz w:val="21"/>
         </w:rPr>
-        <w:t>발매 직후 영국 오피셜 앨범 차트 4위, 미국 빌보드 200 차트 22위에 오르며 상업적 성과를 거두었으며, 영국(BPI)과 미국(RIAA) 양국에서 골드 인증을 획득하며 전 세계 음악 팬들의 뜨거운 주목을 받았습니다.</w:t>
+        <w:t>발매 직후 영국 앨범 차트(UK Albums Chart) 4위에 올랐으며, 미국 빌보드 200 차트에서 22위를 기록하였습니다. 전 세계적으로 수백만 장의 판매고를 올렸으며, 특히 데이비드 보위와의 협업곡인 싱글 〈Under Pressure〉는 영국 차트 1위를 석권하는 등 상업적으로도 뚜렷한 족적을 남겼습니다.</w:t>
       </w:r>
     </w:p>
     <w:p>
@@ -230,7 +249,7 @@
           <w:b w:val="0"/>
           <w:sz w:val="21"/>
         </w:rPr>
-        <w:t>데이비드 보위와의 역사적 협업으로 탄생한 수록곡 'Under Pressure'가 영국 싱글 차트 1위를 석권하며 불멸의 명곡으로 공인받았고, 훗날 마이클 잭슨이 《Thriller》 앨범을 구상할 때 결정적인 영감을 제공한 음반으로 평가받는 등 대중음악사에 굵직한 족적을 남겼습니다.</w:t>
+        <w:t>영국 BPI 골드(Gold) 인증, 미국 RIAA 골드(Gold) 인증을 획득하였습니다. 후대의 유수 음악 매체들로부터 마이클 잭슨의 《Thriller》 제작에 결정적인 영감을 준 앨범이자, 록과 댄스 음악의 융합을 선구적으로 시도한 기념비적 작품으로 재조명받고 있습니다.</w:t>
       </w:r>
     </w:p>
     <w:p>
@@ -306,7 +325,7 @@
           <w:b w:val="0"/>
           <w:sz w:val="21"/>
         </w:rPr>
-        <w:t>1970년 결성</w:t>
+        <w:t>1970년 결성 (프레디 머큐리: 1946년 ~ 1991년)</w:t>
       </w:r>
     </w:p>
     <w:p>
@@ -337,7 +356,7 @@
           <w:b w:val="0"/>
           <w:sz w:val="21"/>
         </w:rPr>
-        <w:t>4인조 록 그룹 (프레디 머큐리, 브라이언 메이, 존 디콘, 로저 테일러)</w:t>
+        <w:t>4인조 록 밴드 (프레디 머큐리, 브라이언 메이, 존 디콘, 로저 테일러)</w:t>
       </w:r>
     </w:p>
     <w:p>
@@ -368,7 +387,7 @@
           <w:b w:val="0"/>
           <w:sz w:val="21"/>
         </w:rPr>
-        <w:t>퀸은 클래시컬한 오페라적 구성과 하드 록의 역동성을 완벽하게 융합하여 록 음악의 문법을 다시 쓴 불세출의 전설입니다. 한계 없는 장르적 탐구와 드라마틱한 무대 장악력으로 시대를 관통하는 감동을 빚어냈으며, 오늘날까지 전 세계 음악 애호가들의 가슴속에 대체 불가능한 록의 제왕으로 영원히 각인되어 있습니다.</w:t>
+        <w:t>퀸은 클래식 음악의 웅장한 오페라적 구성과 하드 록, 팝, 카바레 등 다채로운 장르를 완벽하게 융합하여 대중음악의 예술적 지평을 극대화한 전설적인 밴드입니다. 프레디 머큐리의 카리스마 넘치는 보컬과 브라이언 메이의 독창적인 레드 스페셜 기타 톤, 완벽한 4부 화음을 바탕으로 팝 역사상 가장 찬란하고 독보적인 위상을 구축하였습니다.</w:t>
       </w:r>
     </w:p>
     <w:p>
@@ -413,7 +432,7 @@
           <w:b w:val="0"/>
           <w:sz w:val="21"/>
         </w:rPr>
-        <w:t>《Hot Space》는 록과 댄스 뮤직의 경계가 엄격하던 1980년대 초, 전통적 록 밴드가 흑인 음악의 그루브와 미니멀한 전자음향을 적극 수용하여 팝의 미래를 선취한 선구적 텍스트입니다. 발표 당시 정통 록 애호가들에게는 충격적인 변신이었으나, 장르의 벽을 허문 대담한 편곡과 프로덕션의 미학은 훗날 일렉트로닉 댄스 록과 네오 소울의 발전에 지대한 자양분을 공급한 명작으로 재평가받고 있습니다.</w:t>
+        <w:t>《Hot Space》는 퀸의 디스코그래피 중 가장 과감한 음악적 분기점이자, 1980년대 록과 댄스 음악의 경계를 허문 선구적 앨범입니다. 당대 하드 록 씬의 완고한 보수성을 깨부수고 리듬과 그루브라는 새로운 문법을 적극 수용함으로써, 록 밴드가 나아갈 수 있는 표현의 한계를 확장한 문제적 걸작으로 평가받습니다.</w:t>
       </w:r>
     </w:p>
     <w:p>
@@ -444,7 +463,7 @@
           <w:b w:val="0"/>
           <w:sz w:val="21"/>
         </w:rPr>
-        <w:t>1980년대 초입, 런던과 뮌헨의 밤거리를 메웠던 화려한 클럽 문화의 열기와 존 레넌의 비극적인 죽음이 남긴 상실감이 이 앨범 곳곳에 깊은 음영으로 스며 있습니다. 미러볼 아래서 춤추면서도 내면의 고독과 평화를 갈망하던 당대 청춘들의 불안과 낭만이 펑키한 베이스라인과 프레디 머큐리의 애절한 보컬 속에 온전히 박제되어 있습니다.</w:t>
+        <w:t>1980년대 초반, 뉴웨이브의 태동과 클럽 문화의 만개라는 격변의 기류 속에서 청춘들은 새로운 리듬에 열광하고 있었습니다. 이 음반은 화려한 나이트라이프의 열기 뒤편에 숨겨진 차가운 고독, 냉전 시대의 불안감, 그리고 1980년 존 레논의 피살이라는 충격적인 시대적 상실감을 관능적인 비트와 애절한 멜로디 속에 고스란히 담아내고 있습니다.</w:t>
       </w:r>
     </w:p>
     <w:p>
@@ -489,7 +508,7 @@
           <w:b w:val="0"/>
           <w:sz w:val="21"/>
         </w:rPr>
-        <w:t>데이비드 보위와 프레디 머큐리의 폭발적인 보컬 시너지와 불멸의 베이스 리프가 빛나는 'Under Pressure'는 실존적 연민을 노래하며 숭고한 감동을 선사합니다. 또한 존 레넌을 추모하며 절제된 피아노 선율로 담아낸 'Life Is Real (Song for Lennon)', 스페인풍의 낭만적인 멜로디가 가슴을 적시는 'Las Palabras de Amor', 미니멀한 신시사이저 펑크의 극치를 보여주는 'Body Language'에 이르기까지 다채로운 음악적 스펙트럼이 펼쳐집니다.</w:t>
+        <w:t>존 디콘의 탄력적인 베이스와 프레디 머큐리의 소울풀한 보컬이 어우러져 절정의 훵키함을 선사하는 오프닝 트랙 〈Staying Power〉, 비극적으로 세상을 떠난 존 레논을 기리며 어쿠스틱한 선율과 진솔한 슬픔을 담아낸 추모곡 〈Life Is Real (Song for Lennon)〉, 그리고 록 음악 역사상 가장 위대한 협업 중 하나로 꼽히며 묵직한 베이스 리프와 두 거장의 폭발적인 보컬 하모니가 카타르시스를 자아내는 명곡 〈Under Pressure〉가 수록되어 있습니다.</w:t>
       </w:r>
     </w:p>
     <w:p>
@@ -520,7 +539,7 @@
           <w:b w:val="0"/>
           <w:sz w:val="21"/>
         </w:rPr>
-        <w:t>LP 특유의 아날로그 음골이 전해주는 존 디콘의 탄탄하고 유려한 베이스라인과 로저 테일러의 드럼 비트는 진공관 앰프를 거칠 때 차가운 신시사이저 사운드와 조화를 이루며 온기 넘치는 입체감으로 피어납니다. 턴테이블의 바늘이 회전하며 자아내는 농밀한 배음 속에서 브라이언 메이의 '레드 스페셜' 기타가 빚어내는 날카롭고 유려한 솔로를 포착하는 순간, 정통 아날로그 오디오파일만의 극진한 청각적 희열을 만끽할 수 있습니다.</w:t>
+        <w:t>LP 특유의 깊고 따뜻한 아날로그 사운드는 본작의 신디사이저와 드럼 머신이 지닌 차가운 전자음의 질감을 한층 부드럽고 풍성하게 감싸 안아줍니다. 턴테이블의 정교한 트래킹을 통해 살아나는 존 디콘의 베이스라인의 타격감과 진공관 앰프를 거쳐 흘러나오는 프레디 머큐리와 데이비드 보위의 섬세한 숨결은 디지털 음원에서는 결코 맛볼 수 없는 생생한 공간감과 황홀한 울림을 전해줍니다.</w:t>
       </w:r>
     </w:p>
     <w:p>
@@ -551,7 +570,7 @@
           <w:b w:val="0"/>
           <w:sz w:val="21"/>
         </w:rPr>
-        <w:t>퀸의 전성기 디스코그래피 중 가장 도발적이고 용기 있는 변신을 담아낸 작품이자, 앤디 워홀의 팝 아트를 연상시키는 강렬한 4색의 앨범 커버로도 높은 미학적 가치를 지닙니다. 1980년대 초반 아날로그 사운드 엔지니어링의 정수가 담겨 있어, 퀸의 온전한 예술적 여정을 완벽히 이해하고자 하는 LP 컬렉터에게는 결코 놓칠 수 없는 귀중한 마일스톤입니다.</w:t>
+        <w:t>앤디 워홀의 팝 아트를 연상시키는 멤버 4인의 네 가지 원색 일러스트 커버 디자인은 그 자체로 80년대 시각 예술의 정수를 보여줍니다. 록 역사상 가장 뜨거운 논쟁을 불러일으켰던 역사적 순간의 기록이자, 퀸의 무한한 변신과 음악적 모험심이 농축된 바이닐로서 LP 컬렉터라면 반드시 소장해야 할 가치가 충분한 음반입니다.</w:t>
       </w:r>
     </w:p>
     <w:p>
@@ -565,7 +584,7 @@
           <w:color w:val="4338CA"/>
           <w:sz w:val="21"/>
         </w:rPr>
-        <w:t>이 음반을 통해 장르의 한계를 넘어 시대를 유영했던 전설들의 뜨거운 숨결과 깊은 울림이 전해주는 감동을 다시 한번 경험해 보시는 것은 어떨까요?</w:t>
+        <w:t>이 음반을 통해 시대를 앞서간 거장들의 파격적인 음악적 도전과 그 이면에 흐르는 깊은 서정이 전해주는 감동을 다시 한번 경험해 보시는 것은 어떨까요?</w:t>
       </w:r>
     </w:p>
     <w:sectPr>
